--- a/deliverables/video-8-slides/hit-final/Video_8_HIT_FINAL/LONG_FORM/Video_8_Publishing_Package_HIT_v2.2.docx
+++ b/deliverables/video-8-slides/hit-final/Video_8_HIT_FINAL/LONG_FORM/Video_8_Publishing_Package_HIT_v2.2.docx
@@ -172,7 +172,7 @@
           <w:i w:val="0"/>
           <w:sz w:val="22"/>
         </w:rPr>
-        <w:t>how to switch industries · change industries · career change · how to change careers without starting over · transferable skills · career transition · new industry · career portability · experienced professionals · career change after 40</w:t>
+        <w:t>how to switch industries · change industries · career change · how to change careers without starting over · transferable skills · career transition · new industry · career portability · experienced professionals</w:t>
       </w:r>
     </w:p>
     <w:p>
@@ -1257,7 +1257,7 @@
           <w:i w:val="0"/>
           <w:sz w:val="21"/>
         </w:rPr>
-        <w:t>how to switch industries without starting over, how to switch industries, change industries, career change, how to change careers without starting over, transferable skills, career transition, new industry, career portability, experienced professionals, career change after 40, capability formation, Temidayo Afonja</w:t>
+        <w:t>how to switch industries without starting over, how to switch industries, change industries, career change, how to change careers without starting over, transferable skills, career transition, new industry, career portability, experienced professionals, capability formation, Temidayo Afonja</w:t>
       </w:r>
     </w:p>
     <w:p>
